--- a/site/files/Phase-Protocol-191-The Quinn  The Zero-G Washing Machine - The Wringer Line (No Spin, All Pressure)- Gemini Protocols.docx
+++ b/site/files/Phase-Protocol-191-The Quinn  The Zero-G Washing Machine - The Wringer Line (No Spin, All Pressure)- Gemini Protocols.docx
@@ -941,7 +941,7 @@
         <w:rPr>
           <w:sz w:val="22"/>
         </w:rPr>
-        <w:t xml:space="preserve"> UV pulses above and below through the inter-roller gaps, aided by droplet scattering; separate cycle or unit for bio clothing, kitchen tea towels, chefs' clothing, nursery clothing; high-contaminant staff in biodegradable kiln-disposable suits or space-suit-decon-capable suits.</w:t>
+        <w:t xml:space="preserve"> UV pulses above and below through the inter-roller gaps, aided by droplet scattering; no separate cycle or unit needed for bio clothing, kitchen tea towels, chefs' clothing, nursery clothing; high-contaminant staff in biodegradable kiln-disposable suits or space-suit-decon-capable suits.</w:t>
       </w:r>
     </w:p>
     <w:p>
@@ -1230,13 +1230,12 @@
         <w:rPr>
           <w:sz w:val="22"/>
         </w:rPr>
-        <w:t xml:space="preserve">- </w:t>
-      </w:r>
-      <w:r>
-        <w:rPr>
-          <w:sz w:val="22"/>
-        </w:rPr>
-        <w:t xml:space="preserve">Do NOT mix bio loads with general laundry — separate cycle or unit, per the bio doctrine.</w:t>
+        <w:t>- Do NOT mix bio loads with general laundry — one line, UV pulses, no separate cycle or unit, per the bio doctrine.</w:t>
+      </w:r>
+      <w:r>
+        <w:rPr>
+          <w:sz w:val="22"/>
+        </w:rPr>
       </w:r>
     </w:p>
     <w:p>
